--- a/templates/QUICK REPORT/DEFECT IR US TEV/tx-lv-sides.docx
+++ b/templates/QUICK REPORT/DEFECT IR US TEV/tx-lv-sides.docx
@@ -5091,15 +5091,19 @@
             </w:pPr>
             <w:r>
               <w:rPr>
-                <w:rFonts w:cstheme="minorHAnsi"/>
-                <w:b/>
-                <w:i/>
+                <w:b/>
               </w:rPr>
               <w:t xml:space="preserve">Analysis: </w:t>
             </w:r>
             <w:r>
               <w:rPr>
-                <w:rFonts w:cstheme="minorHAnsi"/>
+                <w:b w:val="0"/>
+              </w:rPr>
+              <w:t xml:space="preserve"> </w:t>
+            </w:r>
+            <w:r>
+              <w:rPr>
+                <w:b w:val="0"/>
               </w:rPr>
               <w:t>{{ analysis }}</w:t>
             </w:r>
@@ -5130,28 +5134,19 @@
             </w:pPr>
             <w:r>
               <w:rPr>
-                <w:rFonts w:cstheme="minorHAnsi"/>
-                <w:b/>
-                <w:i/>
-                <w:noProof/>
-                <w:lang w:val="en-US"/>
-              </w:rPr>
-              <w:lastRenderedPageBreak/>
+                <w:b/>
+              </w:rPr>
               <w:t xml:space="preserve">Recommendation: </w:t>
             </w:r>
             <w:r>
               <w:rPr>
-                <w:rFonts w:cstheme="minorHAnsi"/>
-                <w:noProof/>
-                <w:lang w:val="en-US"/>
+                <w:b w:val="0"/>
               </w:rPr>
               <w:t xml:space="preserve"> </w:t>
             </w:r>
             <w:r>
               <w:rPr>
-                <w:rFonts w:cstheme="minorHAnsi"/>
-                <w:noProof/>
-                <w:lang w:val="en-US"/>
+                <w:b w:val="0"/>
               </w:rPr>
               <w:t>{{ recommendation }}</w:t>
             </w:r>

--- a/templates/QUICK REPORT/DEFECT IR US TEV/tx-lv-sides.docx
+++ b/templates/QUICK REPORT/DEFECT IR US TEV/tx-lv-sides.docx
@@ -444,27 +444,17 @@
               <w:ind w:left="139"/>
               <w:rPr>
                 <w:rFonts w:cstheme="minorHAnsi"/>
-              </w:rPr>
-            </w:pPr>
-            <w:r>
-              <w:rPr>
-                <w:rFonts w:cstheme="minorHAnsi"/>
-              </w:rPr>
-              <w:t xml:space="preserve">{{ </w:t>
-            </w:r>
-            <w:proofErr w:type="spellStart"/>
-            <w:r>
-              <w:rPr>
-                <w:rFonts w:cstheme="minorHAnsi"/>
-              </w:rPr>
-              <w:t>tx.model</w:t>
-            </w:r>
-            <w:proofErr w:type="spellEnd"/>
-            <w:r>
-              <w:rPr>
-                <w:rFonts w:cstheme="minorHAnsi"/>
-              </w:rPr>
-              <w:t xml:space="preserve"> }}</w:t>
+                <w:sz w:val="16"/>
+                <w:szCs w:val="16"/>
+              </w:rPr>
+            </w:pPr>
+            <w:r>
+              <w:rPr>
+                <w:rFonts w:cstheme="minorHAnsi"/>
+                <w:sz w:val="16"/>
+                <w:szCs w:val="16"/>
+              </w:rPr>
+              <w:t>{{ tx.model }}</w:t>
             </w:r>
           </w:p>
         </w:tc>
